--- a/01-6个主号内容创作/引流小号_发布文案/引流小号_第115-123篇.docx
+++ b/01-6个主号内容创作/引流小号_发布文案/引流小号_第115-123篇.docx
@@ -14,30 +14,6 @@
     <w:p>
       <w:r>
         <w:rPr>
-          <w:b/>
-          <w:sz w:val="24"/>
-        </w:rPr>
-        <w:t>标题：距考试七十天我才刷完第一遍</w:t>
-      </w:r>
-    </w:p>
-    <w:p>
-      <w:r>
-        <w:rPr>
-          <w:sz w:val="24"/>
-        </w:rPr>
-      </w:r>
-    </w:p>
-    <w:p>
-      <w:r>
-        <w:rPr>
-          <w:sz w:val="24"/>
-        </w:rPr>
-        <w:t>正文：</w:t>
-      </w:r>
-    </w:p>
-    <w:p>
-      <w:r>
-        <w:rPr>
           <w:sz w:val="24"/>
         </w:rPr>
         <w:t>倒计时70天了，我才把教材刷完第一遍，看着别人都二刷三刷，慌得不行。😣后来用诗雨漫画笔记快速过考点，二刷速度明显快了，焦虑也少一点。</w:t>
@@ -48,45 +24,7 @@
         <w:rPr>
           <w:sz w:val="24"/>
         </w:rPr>
-      </w:r>
-    </w:p>
-    <w:p>
-      <w:r>
-        <w:rPr>
-          <w:sz w:val="24"/>
-        </w:rPr>
-        <w:t>话题：#会计 #中级会计 #中级会计备考 #注会cpa #财会 #备考日记 #上班族备考 #考前冲刺 #诗雨会计</w:t>
-      </w:r>
-    </w:p>
-    <w:p>
-      <w:r>
-        <w:rPr>
-          <w:sz w:val="24"/>
-        </w:rPr>
-      </w:r>
-    </w:p>
-    <w:p>
-      <w:r>
-        <w:rPr>
-          <w:sz w:val="24"/>
-        </w:rPr>
-        <w:t>时间：</w:t>
-      </w:r>
-    </w:p>
-    <w:p>
-      <w:r>
-        <w:rPr>
-          <w:sz w:val="24"/>
-        </w:rPr>
-      </w:r>
-    </w:p>
-    <w:p>
-      <w:r>
-        <w:rPr>
-          <w:b/>
-          <w:sz w:val="24"/>
-        </w:rPr>
-        <w:t>账号：14芳芳财会|沈小辉</w:t>
+        <w:t>#会计 #中级会计 #中级会计备考 #注会cpa #财会 #备考日记 #上班族备考 #考前冲刺 #诗雨会计</w:t>
       </w:r>
     </w:p>
     <w:p>
@@ -106,30 +44,6 @@
     <w:p>
       <w:r>
         <w:rPr>
-          <w:b/>
-          <w:sz w:val="24"/>
-        </w:rPr>
-        <w:t>标题：公式记完转头就忘真的崩溃</w:t>
-      </w:r>
-    </w:p>
-    <w:p>
-      <w:r>
-        <w:rPr>
-          <w:sz w:val="24"/>
-        </w:rPr>
-      </w:r>
-    </w:p>
-    <w:p>
-      <w:r>
-        <w:rPr>
-          <w:sz w:val="24"/>
-        </w:rPr>
-        <w:t>正文：</w:t>
-      </w:r>
-    </w:p>
-    <w:p>
-      <w:r>
-        <w:rPr>
           <w:sz w:val="24"/>
         </w:rPr>
         <w:t>所得税那些公式，背了忘忘了背，每次做题还是卡壳。😭翻了诗雨漫画笔记里的图解，把递延那块画成图，居然记住了，原来图比字好记。</w:t>
@@ -140,45 +54,7 @@
         <w:rPr>
           <w:sz w:val="24"/>
         </w:rPr>
-      </w:r>
-    </w:p>
-    <w:p>
-      <w:r>
-        <w:rPr>
-          <w:sz w:val="24"/>
-        </w:rPr>
-        <w:t>话题：#会计 #中级会计 #中级会计备考 #注会cpa #财会 #备考日记 #上班族备考 #考前冲刺 #诗雨会计</w:t>
-      </w:r>
-    </w:p>
-    <w:p>
-      <w:r>
-        <w:rPr>
-          <w:sz w:val="24"/>
-        </w:rPr>
-      </w:r>
-    </w:p>
-    <w:p>
-      <w:r>
-        <w:rPr>
-          <w:sz w:val="24"/>
-        </w:rPr>
-        <w:t>时间：</w:t>
-      </w:r>
-    </w:p>
-    <w:p>
-      <w:r>
-        <w:rPr>
-          <w:sz w:val="24"/>
-        </w:rPr>
-      </w:r>
-    </w:p>
-    <w:p>
-      <w:r>
-        <w:rPr>
-          <w:b/>
-          <w:sz w:val="24"/>
-        </w:rPr>
-        <w:t>账号：14芳芳财会|孙青5263</w:t>
+        <w:t>#会计 #中级会计 #中级会计备考 #注会cpa #财会 #备考日记 #上班族备考 #考前冲刺 #诗雨会计</w:t>
       </w:r>
     </w:p>
     <w:p>
@@ -198,30 +74,6 @@
     <w:p>
       <w:r>
         <w:rPr>
-          <w:b/>
-          <w:sz w:val="24"/>
-        </w:rPr>
-        <w:t>标题：上班族备考真的只能挤时间</w:t>
-      </w:r>
-    </w:p>
-    <w:p>
-      <w:r>
-        <w:rPr>
-          <w:sz w:val="24"/>
-        </w:rPr>
-      </w:r>
-    </w:p>
-    <w:p>
-      <w:r>
-        <w:rPr>
-          <w:sz w:val="24"/>
-        </w:rPr>
-        <w:t>正文：</w:t>
-      </w:r>
-    </w:p>
-    <w:p>
-      <w:r>
-        <w:rPr>
           <w:sz w:val="24"/>
         </w:rPr>
         <w:t>白天上班晚上带娃，能学习的只有娃睡后那一个小时。⏰时间太碎，只能看点好消化的。最近用诗雨漫画笔记，碎片时间翻几页也不费劲。</w:t>
@@ -232,45 +84,7 @@
         <w:rPr>
           <w:sz w:val="24"/>
         </w:rPr>
-      </w:r>
-    </w:p>
-    <w:p>
-      <w:r>
-        <w:rPr>
-          <w:sz w:val="24"/>
-        </w:rPr>
-        <w:t>话题：#会计 #中级会计 #中级会计备考 #注会cpa #财会 #备考日记 #上班族备考 #考前冲刺 #诗雨会计</w:t>
-      </w:r>
-    </w:p>
-    <w:p>
-      <w:r>
-        <w:rPr>
-          <w:sz w:val="24"/>
-        </w:rPr>
-      </w:r>
-    </w:p>
-    <w:p>
-      <w:r>
-        <w:rPr>
-          <w:sz w:val="24"/>
-        </w:rPr>
-        <w:t>时间：</w:t>
-      </w:r>
-    </w:p>
-    <w:p>
-      <w:r>
-        <w:rPr>
-          <w:sz w:val="24"/>
-        </w:rPr>
-      </w:r>
-    </w:p>
-    <w:p>
-      <w:r>
-        <w:rPr>
-          <w:b/>
-          <w:sz w:val="24"/>
-        </w:rPr>
-        <w:t>账号：14芳芳财会|橙子学会计</w:t>
+        <w:t>#会计 #中级会计 #中级会计备考 #注会cpa #财会 #备考日记 #上班族备考 #考前冲刺 #诗雨会计</w:t>
       </w:r>
     </w:p>
     <w:p>
@@ -290,30 +104,6 @@
     <w:p>
       <w:r>
         <w:rPr>
-          <w:b/>
-          <w:sz w:val="24"/>
-        </w:rPr>
-        <w:t>标题：做大题没思路看答案都看不懂</w:t>
-      </w:r>
-    </w:p>
-    <w:p>
-      <w:r>
-        <w:rPr>
-          <w:sz w:val="24"/>
-        </w:rPr>
-      </w:r>
-    </w:p>
-    <w:p>
-      <w:r>
-        <w:rPr>
-          <w:sz w:val="24"/>
-        </w:rPr>
-        <w:t>正文：</w:t>
-      </w:r>
-    </w:p>
-    <w:p>
-      <w:r>
-        <w:rPr>
           <w:sz w:val="24"/>
         </w:rPr>
         <w:t>综合题一上来就懵，连答案都看不明白步骤。😵后来发现是基础没打牢。用诗雨漫画笔记把分录一步步理清，再看答案就顺了很多。</w:t>
@@ -324,45 +114,7 @@
         <w:rPr>
           <w:sz w:val="24"/>
         </w:rPr>
-      </w:r>
-    </w:p>
-    <w:p>
-      <w:r>
-        <w:rPr>
-          <w:sz w:val="24"/>
-        </w:rPr>
-        <w:t>话题：#会计 #中级会计 #中级会计备考 #注会cpa #财会 #备考日记 #上班族备考 #考前冲刺 #诗雨会计</w:t>
-      </w:r>
-    </w:p>
-    <w:p>
-      <w:r>
-        <w:rPr>
-          <w:sz w:val="24"/>
-        </w:rPr>
-      </w:r>
-    </w:p>
-    <w:p>
-      <w:r>
-        <w:rPr>
-          <w:sz w:val="24"/>
-        </w:rPr>
-        <w:t>时间：</w:t>
-      </w:r>
-    </w:p>
-    <w:p>
-      <w:r>
-        <w:rPr>
-          <w:sz w:val="24"/>
-        </w:rPr>
-      </w:r>
-    </w:p>
-    <w:p>
-      <w:r>
-        <w:rPr>
-          <w:b/>
-          <w:sz w:val="24"/>
-        </w:rPr>
-        <w:t>账号：14芳芳财会|新老婆</w:t>
+        <w:t>#会计 #中级会计 #中级会计备考 #注会cpa #财会 #备考日记 #上班族备考 #考前冲刺 #诗雨会计</w:t>
       </w:r>
     </w:p>
     <w:p>
@@ -382,30 +134,6 @@
     <w:p>
       <w:r>
         <w:rPr>
-          <w:b/>
-          <w:sz w:val="24"/>
-        </w:rPr>
-        <w:t>标题：越临近考试越静不下心看书</w:t>
-      </w:r>
-    </w:p>
-    <w:p>
-      <w:r>
-        <w:rPr>
-          <w:sz w:val="24"/>
-        </w:rPr>
-      </w:r>
-    </w:p>
-    <w:p>
-      <w:r>
-        <w:rPr>
-          <w:sz w:val="24"/>
-        </w:rPr>
-        <w:t>正文：</w:t>
-      </w:r>
-    </w:p>
-    <w:p>
-      <w:r>
-        <w:rPr>
           <w:sz w:val="24"/>
         </w:rPr>
         <w:t>还剩两个多月，反而越来越焦虑，书翻开五分钟就走神。😮‍💨试着换成漫画版笔记，图多有意思，至少能看进去，慢慢找回状态。</w:t>
@@ -416,45 +144,7 @@
         <w:rPr>
           <w:sz w:val="24"/>
         </w:rPr>
-      </w:r>
-    </w:p>
-    <w:p>
-      <w:r>
-        <w:rPr>
-          <w:sz w:val="24"/>
-        </w:rPr>
-        <w:t>话题：#会计 #中级会计 #中级会计备考 #注会cpa #财会 #备考日记 #上班族备考 #考前冲刺 #诗雨会计</w:t>
-      </w:r>
-    </w:p>
-    <w:p>
-      <w:r>
-        <w:rPr>
-          <w:sz w:val="24"/>
-        </w:rPr>
-      </w:r>
-    </w:p>
-    <w:p>
-      <w:r>
-        <w:rPr>
-          <w:sz w:val="24"/>
-        </w:rPr>
-        <w:t>时间：</w:t>
-      </w:r>
-    </w:p>
-    <w:p>
-      <w:r>
-        <w:rPr>
-          <w:sz w:val="24"/>
-        </w:rPr>
-      </w:r>
-    </w:p>
-    <w:p>
-      <w:r>
-        <w:rPr>
-          <w:b/>
-          <w:sz w:val="24"/>
-        </w:rPr>
-        <w:t>账号：14芳芳财会|孙玲小红书</w:t>
+        <w:t>#会计 #中级会计 #中级会计备考 #注会cpa #财会 #备考日记 #上班族备考 #考前冲刺 #诗雨会计</w:t>
       </w:r>
     </w:p>
     <w:p>
@@ -474,30 +164,6 @@
     <w:p>
       <w:r>
         <w:rPr>
-          <w:b/>
-          <w:sz w:val="24"/>
-        </w:rPr>
-        <w:t>标题：长投权益法绕来绕去总搞反</w:t>
-      </w:r>
-    </w:p>
-    <w:p>
-      <w:r>
-        <w:rPr>
-          <w:sz w:val="24"/>
-        </w:rPr>
-      </w:r>
-    </w:p>
-    <w:p>
-      <w:r>
-        <w:rPr>
-          <w:sz w:val="24"/>
-        </w:rPr>
-        <w:t>正文：</w:t>
-      </w:r>
-    </w:p>
-    <w:p>
-      <w:r>
-        <w:rPr>
           <w:sz w:val="24"/>
         </w:rPr>
         <w:t>权益法的分红到底冲长投还是记收益，我每次都搞反。🤯后来看诗雨漫画笔记里的对比图，成本法权益法一目了然，再也不混了。</w:t>
@@ -508,45 +174,7 @@
         <w:rPr>
           <w:sz w:val="24"/>
         </w:rPr>
-      </w:r>
-    </w:p>
-    <w:p>
-      <w:r>
-        <w:rPr>
-          <w:sz w:val="24"/>
-        </w:rPr>
-        <w:t>话题：#会计 #中级会计 #中级会计备考 #注会cpa #财会 #备考日记 #上班族备考 #考前冲刺 #诗雨会计</w:t>
-      </w:r>
-    </w:p>
-    <w:p>
-      <w:r>
-        <w:rPr>
-          <w:sz w:val="24"/>
-        </w:rPr>
-      </w:r>
-    </w:p>
-    <w:p>
-      <w:r>
-        <w:rPr>
-          <w:sz w:val="24"/>
-        </w:rPr>
-        <w:t>时间：</w:t>
-      </w:r>
-    </w:p>
-    <w:p>
-      <w:r>
-        <w:rPr>
-          <w:sz w:val="24"/>
-        </w:rPr>
-      </w:r>
-    </w:p>
-    <w:p>
-      <w:r>
-        <w:rPr>
-          <w:b/>
-          <w:sz w:val="24"/>
-        </w:rPr>
-        <w:t>账号：14芳芳财会|爹爹</w:t>
+        <w:t>#会计 #中级会计 #中级会计备考 #注会cpa #财会 #备考日记 #上班族备考 #考前冲刺 #诗雨会计</w:t>
       </w:r>
     </w:p>
     <w:p>
@@ -566,30 +194,6 @@
     <w:p>
       <w:r>
         <w:rPr>
-          <w:b/>
-          <w:sz w:val="24"/>
-        </w:rPr>
-        <w:t>标题：报名缴费后才发现没怎么学</w:t>
-      </w:r>
-    </w:p>
-    <w:p>
-      <w:r>
-        <w:rPr>
-          <w:sz w:val="24"/>
-        </w:rPr>
-      </w:r>
-    </w:p>
-    <w:p>
-      <w:r>
-        <w:rPr>
-          <w:sz w:val="24"/>
-        </w:rPr>
-        <w:t>正文：</w:t>
-      </w:r>
-    </w:p>
-    <w:p>
-      <w:r>
-        <w:rPr>
           <w:sz w:val="24"/>
         </w:rPr>
         <w:t>报名费交了三个月，书还是崭新的。😅看着考试一天天近，终于逼自己每天学一点。用诗雨漫画笔记降低开始的门槛，没那么抗拒翻书了。</w:t>
@@ -600,45 +204,7 @@
         <w:rPr>
           <w:sz w:val="24"/>
         </w:rPr>
-      </w:r>
-    </w:p>
-    <w:p>
-      <w:r>
-        <w:rPr>
-          <w:sz w:val="24"/>
-        </w:rPr>
-        <w:t>话题：#会计 #中级会计 #中级会计备考 #注会cpa #财会 #备考日记 #上班族备考 #考前冲刺 #诗雨会计</w:t>
-      </w:r>
-    </w:p>
-    <w:p>
-      <w:r>
-        <w:rPr>
-          <w:sz w:val="24"/>
-        </w:rPr>
-      </w:r>
-    </w:p>
-    <w:p>
-      <w:r>
-        <w:rPr>
-          <w:sz w:val="24"/>
-        </w:rPr>
-        <w:t>时间：</w:t>
-      </w:r>
-    </w:p>
-    <w:p>
-      <w:r>
-        <w:rPr>
-          <w:sz w:val="24"/>
-        </w:rPr>
-      </w:r>
-    </w:p>
-    <w:p>
-      <w:r>
-        <w:rPr>
-          <w:b/>
-          <w:sz w:val="24"/>
-        </w:rPr>
-        <w:t>账号：14芳芳财会|张菊香</w:t>
+        <w:t>#会计 #中级会计 #中级会计备考 #注会cpa #财会 #备考日记 #上班族备考 #考前冲刺 #诗雨会计</w:t>
       </w:r>
     </w:p>
     <w:p>
@@ -658,30 +224,6 @@
     <w:p>
       <w:r>
         <w:rPr>
-          <w:b/>
-          <w:sz w:val="24"/>
-        </w:rPr>
-        <w:t>标题：二刷还是错一堆是不是没救了</w:t>
-      </w:r>
-    </w:p>
-    <w:p>
-      <w:r>
-        <w:rPr>
-          <w:sz w:val="24"/>
-        </w:rPr>
-      </w:r>
-    </w:p>
-    <w:p>
-      <w:r>
-        <w:rPr>
-          <w:sz w:val="24"/>
-        </w:rPr>
-        <w:t>正文：</w:t>
-      </w:r>
-    </w:p>
-    <w:p>
-      <w:r>
-        <w:rPr>
           <w:sz w:val="24"/>
         </w:rPr>
         <w:t>都二刷了，做题正确率还是上不去，怀疑自己是不是不适合考会计。😔后来发现是没抓重点。诗雨漫画笔记把高频考点标得很清楚，刷题更有方向。</w:t>
@@ -692,45 +234,7 @@
         <w:rPr>
           <w:sz w:val="24"/>
         </w:rPr>
-      </w:r>
-    </w:p>
-    <w:p>
-      <w:r>
-        <w:rPr>
-          <w:sz w:val="24"/>
-        </w:rPr>
-        <w:t>话题：#会计 #中级会计 #中级会计备考 #注会cpa #财会 #备考日记 #上班族备考 #考前冲刺 #诗雨会计</w:t>
-      </w:r>
-    </w:p>
-    <w:p>
-      <w:r>
-        <w:rPr>
-          <w:sz w:val="24"/>
-        </w:rPr>
-      </w:r>
-    </w:p>
-    <w:p>
-      <w:r>
-        <w:rPr>
-          <w:sz w:val="24"/>
-        </w:rPr>
-        <w:t>时间：</w:t>
-      </w:r>
-    </w:p>
-    <w:p>
-      <w:r>
-        <w:rPr>
-          <w:sz w:val="24"/>
-        </w:rPr>
-      </w:r>
-    </w:p>
-    <w:p>
-      <w:r>
-        <w:rPr>
-          <w:b/>
-          <w:sz w:val="24"/>
-        </w:rPr>
-        <w:t>账号：14芳芳财会|孙文礼</w:t>
+        <w:t>#会计 #中级会计 #中级会计备考 #注会cpa #财会 #备考日记 #上班族备考 #考前冲刺 #诗雨会计</w:t>
       </w:r>
     </w:p>
     <w:p>
@@ -750,30 +254,6 @@
     <w:p>
       <w:r>
         <w:rPr>
-          <w:b/>
-          <w:sz w:val="24"/>
-        </w:rPr>
-        <w:t>标题：考前冲刺阶段每天都在和困意斗争</w:t>
-      </w:r>
-    </w:p>
-    <w:p>
-      <w:r>
-        <w:rPr>
-          <w:sz w:val="24"/>
-        </w:rPr>
-      </w:r>
-    </w:p>
-    <w:p>
-      <w:r>
-        <w:rPr>
-          <w:sz w:val="24"/>
-        </w:rPr>
-        <w:t>正文：</w:t>
-      </w:r>
-    </w:p>
-    <w:p>
-      <w:r>
-        <w:rPr>
           <w:sz w:val="24"/>
         </w:rPr>
         <w:t>冲刺期想多学会儿，可一坐下就犯困，效率特别低。😴换成诗雨漫画笔记，图多字少看着不累，困的时候也能多撑十几分钟。</w:t>
@@ -784,45 +264,7 @@
         <w:rPr>
           <w:sz w:val="24"/>
         </w:rPr>
-      </w:r>
-    </w:p>
-    <w:p>
-      <w:r>
-        <w:rPr>
-          <w:sz w:val="24"/>
-        </w:rPr>
-        <w:t>话题：#会计 #中级会计 #中级会计备考 #注会cpa #财会 #备考日记 #上班族备考 #考前冲刺 #诗雨会计</w:t>
-      </w:r>
-    </w:p>
-    <w:p>
-      <w:r>
-        <w:rPr>
-          <w:sz w:val="24"/>
-        </w:rPr>
-      </w:r>
-    </w:p>
-    <w:p>
-      <w:r>
-        <w:rPr>
-          <w:sz w:val="24"/>
-        </w:rPr>
-        <w:t>时间：</w:t>
-      </w:r>
-    </w:p>
-    <w:p>
-      <w:r>
-        <w:rPr>
-          <w:sz w:val="24"/>
-        </w:rPr>
-      </w:r>
-    </w:p>
-    <w:p>
-      <w:r>
-        <w:rPr>
-          <w:b/>
-          <w:sz w:val="24"/>
-        </w:rPr>
-        <w:t>账号：14芳芳财会|晴天</w:t>
+        <w:t>#会计 #中级会计 #中级会计备考 #注会cpa #财会 #备考日记 #上班族备考 #考前冲刺 #诗雨会计</w:t>
       </w:r>
     </w:p>
     <w:sectPr>

--- a/01-6个主号内容创作/引流小号_发布文案/引流小号_第115-123篇.docx
+++ b/01-6个主号内容创作/引流小号_发布文案/引流小号_第115-123篇.docx
@@ -24,7 +24,7 @@
         <w:rPr>
           <w:sz w:val="24"/>
         </w:rPr>
-        <w:t>#会计 #中级会计 #中级会计备考 #注会cpa #财会 #备考日记 #上班族备考 #考前冲刺 #诗雨会计</w:t>
+        <w:t>#会计 #中级会计 #中级会计备考 #注会cpa #诗雨会计</w:t>
       </w:r>
     </w:p>
     <w:p>
@@ -54,7 +54,7 @@
         <w:rPr>
           <w:sz w:val="24"/>
         </w:rPr>
-        <w:t>#会计 #中级会计 #中级会计备考 #注会cpa #财会 #备考日记 #上班族备考 #考前冲刺 #诗雨会计</w:t>
+        <w:t>#会计 #中级会计 #中级会计备考 #注会cpa #诗雨会计</w:t>
       </w:r>
     </w:p>
     <w:p>
@@ -84,7 +84,7 @@
         <w:rPr>
           <w:sz w:val="24"/>
         </w:rPr>
-        <w:t>#会计 #中级会计 #中级会计备考 #注会cpa #财会 #备考日记 #上班族备考 #考前冲刺 #诗雨会计</w:t>
+        <w:t>#会计 #中级会计 #中级会计备考 #注会cpa #诗雨会计</w:t>
       </w:r>
     </w:p>
     <w:p>
@@ -114,7 +114,7 @@
         <w:rPr>
           <w:sz w:val="24"/>
         </w:rPr>
-        <w:t>#会计 #中级会计 #中级会计备考 #注会cpa #财会 #备考日记 #上班族备考 #考前冲刺 #诗雨会计</w:t>
+        <w:t>#会计 #中级会计 #中级会计备考 #注会cpa #诗雨会计</w:t>
       </w:r>
     </w:p>
     <w:p>
@@ -144,7 +144,7 @@
         <w:rPr>
           <w:sz w:val="24"/>
         </w:rPr>
-        <w:t>#会计 #中级会计 #中级会计备考 #注会cpa #财会 #备考日记 #上班族备考 #考前冲刺 #诗雨会计</w:t>
+        <w:t>#会计 #中级会计 #中级会计备考 #注会cpa #诗雨会计</w:t>
       </w:r>
     </w:p>
     <w:p>
@@ -174,7 +174,7 @@
         <w:rPr>
           <w:sz w:val="24"/>
         </w:rPr>
-        <w:t>#会计 #中级会计 #中级会计备考 #注会cpa #财会 #备考日记 #上班族备考 #考前冲刺 #诗雨会计</w:t>
+        <w:t>#会计 #中级会计 #中级会计备考 #注会cpa #诗雨会计</w:t>
       </w:r>
     </w:p>
     <w:p>
@@ -204,7 +204,7 @@
         <w:rPr>
           <w:sz w:val="24"/>
         </w:rPr>
-        <w:t>#会计 #中级会计 #中级会计备考 #注会cpa #财会 #备考日记 #上班族备考 #考前冲刺 #诗雨会计</w:t>
+        <w:t>#会计 #中级会计 #中级会计备考 #注会cpa #诗雨会计</w:t>
       </w:r>
     </w:p>
     <w:p>
@@ -234,7 +234,7 @@
         <w:rPr>
           <w:sz w:val="24"/>
         </w:rPr>
-        <w:t>#会计 #中级会计 #中级会计备考 #注会cpa #财会 #备考日记 #上班族备考 #考前冲刺 #诗雨会计</w:t>
+        <w:t>#会计 #中级会计 #中级会计备考 #注会cpa #诗雨会计</w:t>
       </w:r>
     </w:p>
     <w:p>
@@ -264,7 +264,7 @@
         <w:rPr>
           <w:sz w:val="24"/>
         </w:rPr>
-        <w:t>#会计 #中级会计 #中级会计备考 #注会cpa #财会 #备考日记 #上班族备考 #考前冲刺 #诗雨会计</w:t>
+        <w:t>#会计 #中级会计 #中级会计备考 #注会cpa #诗雨会计</w:t>
       </w:r>
     </w:p>
     <w:sectPr>
